--- a/testakten/starug-schutzschirm-grossbach-druckguss-erfurt/20_rueckzahlung_gesellschafterdarlehen.docx
+++ b/testakten/starug-schutzschirm-grossbach-druckguss-erfurt/20_rueckzahlung_gesellschafterdarlehen.docx
@@ -5,44 +5,68 @@
     <w:p>
       <w:pPr>
         <w:pStyle w:val="Heading1"/>
+        <w:spacing w:after="160" w:line="259" w:lineRule="auto"/>
       </w:pPr>
       <w:r>
         <w:rPr>
           <w:rFonts w:ascii="Times New Roman" w:hAnsi="Times New Roman"/>
+          <w:b/>
+          <w:sz w:val="28"/>
         </w:rPr>
         <w:t>20 – Gesellschafterdarlehen – Vollständige Sachverhaltsrekonstruktion</w:t>
       </w:r>
     </w:p>
     <w:p>
       <w:pPr>
+        <w:spacing w:before="120" w:after="60" w:line="259" w:lineRule="auto"/>
         <w:jc w:val="left"/>
       </w:pPr>
       <w:r>
         <w:rPr>
-          <w:b/>
+          <w:rFonts w:ascii="Times New Roman" w:hAnsi="Times New Roman"/>
+          <w:b w:val="0"/>
+          <w:i w:val="0"/>
+          <w:sz w:val="22"/>
         </w:rPr>
         <w:t>Bearbeiter:</w:t>
       </w:r>
       <w:r>
+        <w:rPr>
+          <w:rFonts w:ascii="Times New Roman" w:hAnsi="Times New Roman"/>
+          <w:b w:val="0"/>
+          <w:i w:val="0"/>
+          <w:sz w:val="22"/>
+        </w:rPr>
         <w:t xml:space="preserve"> RA Dr. Maximilian Drosselberg / RAin Claudia Feuerbach</w:t>
       </w:r>
     </w:p>
     <w:p>
       <w:pPr>
+        <w:spacing w:before="120" w:after="60" w:line="259" w:lineRule="auto"/>
         <w:jc w:val="left"/>
       </w:pPr>
       <w:r>
         <w:rPr>
-          <w:b/>
+          <w:rFonts w:ascii="Times New Roman" w:hAnsi="Times New Roman"/>
+          <w:b w:val="0"/>
+          <w:i w:val="0"/>
+          <w:sz w:val="22"/>
         </w:rPr>
         <w:t>Datum:</w:t>
       </w:r>
       <w:r>
+        <w:rPr>
+          <w:rFonts w:ascii="Times New Roman" w:hAnsi="Times New Roman"/>
+          <w:b w:val="0"/>
+          <w:i w:val="0"/>
+          <w:sz w:val="22"/>
+        </w:rPr>
         <w:t xml:space="preserve"> 22. Mai 2026</w:t>
       </w:r>
     </w:p>
     <w:p>
       <w:pPr>
+        <w:spacing w:line="259" w:lineRule="auto" w:after="60"/>
         <w:jc w:val="left"/>
       </w:pPr>
       <w:r>
@@ -55,14 +79,21 @@
         <w:t xml:space="preserve"> Vollständige rechtliche und faktische Aufbereitung für Anfechtungsklage / Vergleich</w:t>
       </w:r>
     </w:p>
-    <w:p/>
+    <w:p>
+      <w:pPr>
+        <w:spacing w:line="259" w:lineRule="auto" w:after="60"/>
+      </w:pPr>
+    </w:p>
     <w:p>
       <w:pPr>
         <w:pStyle w:val="Heading2"/>
+        <w:spacing w:before="120" w:after="60" w:line="259" w:lineRule="auto"/>
       </w:pPr>
       <w:r>
         <w:rPr>
           <w:rFonts w:ascii="Times New Roman" w:hAnsi="Times New Roman"/>
+          <w:b/>
+          <w:sz w:val="22"/>
         </w:rPr>
         <w:t>1. Chronologie des Gesellschafterdarlehens</w:t>
       </w:r>
@@ -70,30 +101,44 @@
     <w:p>
       <w:pPr>
         <w:pStyle w:val="Heading3"/>
+        <w:spacing w:before="120" w:after="60" w:line="259" w:lineRule="auto"/>
       </w:pPr>
       <w:r>
         <w:rPr>
           <w:rFonts w:ascii="Times New Roman" w:hAnsi="Times New Roman"/>
+          <w:b/>
+          <w:sz w:val="22"/>
         </w:rPr>
         <w:t>1.1 Darlehensgewährung 2020</w:t>
       </w:r>
     </w:p>
     <w:p>
       <w:pPr>
+        <w:spacing w:before="120" w:after="60" w:line="259" w:lineRule="auto"/>
         <w:jc w:val="left"/>
       </w:pPr>
       <w:r>
         <w:rPr>
-          <w:b/>
+          <w:rFonts w:ascii="Times New Roman" w:hAnsi="Times New Roman"/>
+          <w:b w:val="0"/>
+          <w:i w:val="0"/>
+          <w:sz w:val="22"/>
         </w:rPr>
         <w:t>Datum:</w:t>
       </w:r>
       <w:r>
+        <w:rPr>
+          <w:rFonts w:ascii="Times New Roman" w:hAnsi="Times New Roman"/>
+          <w:b w:val="0"/>
+          <w:i w:val="0"/>
+          <w:sz w:val="22"/>
+        </w:rPr>
         <w:t xml:space="preserve"> 04. September 2020</w:t>
       </w:r>
     </w:p>
     <w:p>
       <w:pPr>
+        <w:spacing w:line="259" w:lineRule="auto" w:after="60"/>
         <w:jc w:val="left"/>
       </w:pPr>
       <w:r>
@@ -108,6 +153,7 @@
     </w:p>
     <w:p>
       <w:pPr>
+        <w:spacing w:line="259" w:lineRule="auto" w:after="60"/>
         <w:jc w:val="left"/>
       </w:pPr>
       <w:r>
@@ -122,6 +168,7 @@
     </w:p>
     <w:p>
       <w:pPr>
+        <w:spacing w:line="259" w:lineRule="auto" w:after="60"/>
         <w:jc w:val="left"/>
       </w:pPr>
       <w:r>
@@ -136,6 +183,7 @@
     </w:p>
     <w:p>
       <w:pPr>
+        <w:spacing w:line="259" w:lineRule="auto" w:after="60"/>
         <w:jc w:val="left"/>
       </w:pPr>
       <w:r>
@@ -150,6 +198,7 @@
     </w:p>
     <w:p>
       <w:pPr>
+        <w:spacing w:line="259" w:lineRule="auto" w:after="60"/>
         <w:jc w:val="left"/>
       </w:pPr>
       <w:r>
@@ -164,6 +213,7 @@
     </w:p>
     <w:p>
       <w:pPr>
+        <w:spacing w:line="259" w:lineRule="auto" w:after="60"/>
         <w:jc w:val="left"/>
       </w:pPr>
       <w:r>
@@ -178,6 +228,7 @@
     </w:p>
     <w:p>
       <w:pPr>
+        <w:spacing w:line="259" w:lineRule="auto" w:after="60"/>
         <w:jc w:val="left"/>
       </w:pPr>
       <w:r>
@@ -190,6 +241,7 @@
     <w:p>
       <w:pPr>
         <w:pStyle w:val="ListBullet"/>
+        <w:spacing w:line="259" w:lineRule="auto" w:after="60"/>
       </w:pPr>
       <w:r>
         <w:t>31.12.2020: Verbindlichkeiten ggü. Gesellschaftern: 600.000 EUR</w:t>
@@ -198,6 +250,7 @@
     <w:p>
       <w:pPr>
         <w:pStyle w:val="ListBullet"/>
+        <w:spacing w:line="259" w:lineRule="auto" w:after="60"/>
       </w:pPr>
       <w:r>
         <w:t>31.12.2021: 600.000 EUR (keine Tilgung)</w:t>
@@ -206,6 +259,7 @@
     <w:p>
       <w:pPr>
         <w:pStyle w:val="ListBullet"/>
+        <w:spacing w:line="259" w:lineRule="auto" w:after="60"/>
       </w:pPr>
       <w:r>
         <w:t>31.12.2022: 600.000 EUR (keine Tilgung)</w:t>
@@ -214,6 +268,7 @@
     <w:p>
       <w:pPr>
         <w:pStyle w:val="ListBullet"/>
+        <w:spacing w:line="259" w:lineRule="auto" w:after="60"/>
       </w:pPr>
       <w:r>
         <w:t>31.12.2023: 600.000 EUR (keine Tilgung)</w:t>
@@ -222,6 +277,7 @@
     <w:p>
       <w:pPr>
         <w:pStyle w:val="ListBullet"/>
+        <w:spacing w:line="259" w:lineRule="auto" w:after="60"/>
       </w:pPr>
       <w:r>
         <w:t>31.12.2024: 600.000 EUR (keine Tilgung, aber Zinsen 18.000 EUR jährlich wurden gezahlt)</w:t>
@@ -230,6 +286,7 @@
     <w:p>
       <w:pPr>
         <w:pStyle w:val="Heading3"/>
+        <w:spacing w:line="259" w:lineRule="auto" w:after="60"/>
       </w:pPr>
       <w:r>
         <w:rPr>
@@ -240,6 +297,7 @@
     </w:p>
     <w:p>
       <w:pPr>
+        <w:spacing w:line="259" w:lineRule="auto" w:after="60"/>
         <w:jc w:val="left"/>
       </w:pPr>
       <w:r>
@@ -254,6 +312,7 @@
     </w:p>
     <w:p>
       <w:pPr>
+        <w:spacing w:line="259" w:lineRule="auto" w:after="60"/>
         <w:jc w:val="left"/>
       </w:pPr>
       <w:r>
@@ -268,6 +327,7 @@
     </w:p>
     <w:p>
       <w:pPr>
+        <w:spacing w:line="259" w:lineRule="auto" w:after="60"/>
         <w:jc w:val="left"/>
       </w:pPr>
       <w:r>
@@ -282,6 +342,7 @@
     </w:p>
     <w:p>
       <w:pPr>
+        <w:spacing w:line="259" w:lineRule="auto" w:after="60"/>
         <w:jc w:val="left"/>
       </w:pPr>
       <w:r>
@@ -296,6 +357,7 @@
     </w:p>
     <w:p>
       <w:pPr>
+        <w:spacing w:line="259" w:lineRule="auto" w:after="60"/>
         <w:jc w:val="left"/>
       </w:pPr>
       <w:r>
@@ -310,6 +372,7 @@
     </w:p>
     <w:p>
       <w:pPr>
+        <w:spacing w:line="259" w:lineRule="auto" w:after="60"/>
         <w:jc w:val="left"/>
       </w:pPr>
       <w:r>
@@ -321,6 +384,7 @@
     </w:p>
     <w:p>
       <w:pPr>
+        <w:spacing w:line="259" w:lineRule="auto" w:after="60"/>
         <w:jc w:val="left"/>
       </w:pPr>
       <w:r>
@@ -336,6 +400,7 @@
     <w:p>
       <w:pPr>
         <w:pStyle w:val="Heading3"/>
+        <w:spacing w:line="259" w:lineRule="auto" w:after="60"/>
       </w:pPr>
       <w:r>
         <w:rPr>
@@ -569,6 +634,7 @@
     </w:tbl>
     <w:p>
       <w:pPr>
+        <w:spacing w:line="259" w:lineRule="auto" w:after="60"/>
         <w:jc w:val="left"/>
       </w:pPr>
       <w:r>
@@ -592,6 +658,7 @@
     </w:p>
     <w:p>
       <w:pPr>
+        <w:spacing w:line="259" w:lineRule="auto" w:after="60"/>
         <w:jc w:val="left"/>
       </w:pPr>
       <w:r>
@@ -600,16 +667,22 @@
     </w:p>
     <w:p>
       <w:pPr>
+        <w:spacing w:line="259" w:lineRule="auto" w:after="60"/>
         <w:jc w:val="left"/>
       </w:pPr>
       <w:r>
         <w:t>Puffer. Die Rückzahlung war formal möglich.</w:t>
       </w:r>
     </w:p>
-    <w:p/>
+    <w:p>
+      <w:pPr>
+        <w:spacing w:line="259" w:lineRule="auto" w:after="60"/>
+      </w:pPr>
+    </w:p>
     <w:p>
       <w:pPr>
         <w:pStyle w:val="Heading2"/>
+        <w:spacing w:line="259" w:lineRule="auto" w:after="60"/>
       </w:pPr>
       <w:r>
         <w:rPr>
@@ -621,6 +694,7 @@
     <w:p>
       <w:pPr>
         <w:pStyle w:val="Heading3"/>
+        <w:spacing w:line="259" w:lineRule="auto" w:after="60"/>
       </w:pPr>
       <w:r>
         <w:rPr>
@@ -631,6 +705,7 @@
     </w:p>
     <w:p>
       <w:pPr>
+        <w:spacing w:line="259" w:lineRule="auto" w:after="60"/>
         <w:jc w:val="left"/>
       </w:pPr>
       <w:r>
@@ -639,6 +714,7 @@
     </w:p>
     <w:p>
       <w:pPr>
+        <w:spacing w:line="259" w:lineRule="auto" w:after="60"/>
         <w:jc w:val="left"/>
       </w:pPr>
       <w:r>
@@ -656,6 +732,7 @@
     </w:p>
     <w:p>
       <w:pPr>
+        <w:spacing w:line="259" w:lineRule="auto" w:after="60"/>
         <w:jc w:val="left"/>
       </w:pPr>
       <w:r>
@@ -665,6 +742,7 @@
     <w:p>
       <w:pPr>
         <w:pStyle w:val="Heading3"/>
+        <w:spacing w:line="259" w:lineRule="auto" w:after="60"/>
       </w:pPr>
       <w:r>
         <w:rPr>
@@ -675,6 +753,7 @@
     </w:p>
     <w:p>
       <w:pPr>
+        <w:spacing w:line="259" w:lineRule="auto" w:after="60"/>
         <w:jc w:val="left"/>
       </w:pPr>
       <w:r>
@@ -683,6 +762,7 @@
     </w:p>
     <w:p>
       <w:pPr>
+        <w:spacing w:line="259" w:lineRule="auto" w:after="60"/>
         <w:jc w:val="left"/>
       </w:pPr>
       <w:r>
@@ -700,6 +780,7 @@
     </w:p>
     <w:p>
       <w:pPr>
+        <w:spacing w:line="259" w:lineRule="auto" w:after="60"/>
         <w:jc w:val="left"/>
       </w:pPr>
       <w:r>
@@ -708,6 +789,7 @@
     </w:p>
     <w:p>
       <w:pPr>
+        <w:spacing w:line="259" w:lineRule="auto" w:after="60"/>
         <w:jc w:val="left"/>
       </w:pPr>
       <w:r>
@@ -716,6 +798,7 @@
     </w:p>
     <w:p>
       <w:pPr>
+        <w:spacing w:line="259" w:lineRule="auto" w:after="60"/>
         <w:jc w:val="left"/>
       </w:pPr>
       <w:r>
@@ -725,6 +808,7 @@
     <w:p>
       <w:pPr>
         <w:pStyle w:val="Heading3"/>
+        <w:spacing w:line="259" w:lineRule="auto" w:after="60"/>
       </w:pPr>
       <w:r>
         <w:rPr>
@@ -735,6 +819,7 @@
     </w:p>
     <w:p>
       <w:pPr>
+        <w:spacing w:line="259" w:lineRule="auto" w:after="60"/>
         <w:jc w:val="left"/>
       </w:pPr>
       <w:r>
@@ -743,6 +828,7 @@
     </w:p>
     <w:p>
       <w:pPr>
+        <w:spacing w:line="259" w:lineRule="auto" w:after="60"/>
         <w:jc w:val="left"/>
       </w:pPr>
       <w:r>
@@ -754,6 +840,7 @@
     </w:p>
     <w:p>
       <w:pPr>
+        <w:spacing w:line="259" w:lineRule="auto" w:after="60"/>
         <w:jc w:val="left"/>
       </w:pPr>
       <w:r>
@@ -762,6 +849,7 @@
     </w:p>
     <w:p>
       <w:pPr>
+        <w:spacing w:line="259" w:lineRule="auto" w:after="60"/>
         <w:jc w:val="left"/>
       </w:pPr>
       <w:r>
@@ -770,6 +858,7 @@
     </w:p>
     <w:p>
       <w:pPr>
+        <w:spacing w:line="259" w:lineRule="auto" w:after="60"/>
         <w:jc w:val="left"/>
       </w:pPr>
       <w:r>
@@ -779,6 +868,7 @@
     <w:p>
       <w:pPr>
         <w:pStyle w:val="ListBullet"/>
+        <w:spacing w:line="259" w:lineRule="auto" w:after="60"/>
       </w:pPr>
       <w:r>
         <w:t>Überfällige Verbindlichkeiten gegenüber Aluminium Stade bestanden bereits</w:t>
@@ -787,6 +877,7 @@
     <w:p>
       <w:pPr>
         <w:pStyle w:val="ListBullet"/>
+        <w:spacing w:line="259" w:lineRule="auto" w:after="60"/>
       </w:pPr>
       <w:r>
         <w:t>BWA Dezember 2025 zeigte negatives Ergebnis</w:t>
@@ -795,6 +886,7 @@
     <w:p>
       <w:pPr>
         <w:pStyle w:val="ListBullet"/>
+        <w:spacing w:line="259" w:lineRule="auto" w:after="60"/>
       </w:pPr>
       <w:r>
         <w:t>Rückzahlung kurz vor Vertragsablauf (31.12.2025) – „Wettlauf mit dem Insolvenzantrag"</w:t>
@@ -803,6 +895,7 @@
     <w:p>
       <w:pPr>
         <w:pStyle w:val="ListBullet"/>
+        <w:spacing w:line="259" w:lineRule="auto" w:after="60"/>
       </w:pPr>
       <w:r>
         <w:t>Friedhelm Großbach selbst (einer der Schuldner-GF) ist Empfänger</w:t>
@@ -810,6 +903,7 @@
     </w:p>
     <w:p>
       <w:pPr>
+        <w:spacing w:line="259" w:lineRule="auto" w:after="60"/>
         <w:jc w:val="left"/>
       </w:pPr>
       <w:r>
@@ -819,6 +913,7 @@
     <w:p>
       <w:pPr>
         <w:pStyle w:val="ListBullet"/>
+        <w:spacing w:line="259" w:lineRule="auto" w:after="60"/>
       </w:pPr>
       <w:r>
         <w:t>Vertragsgemäße Fälligkeit war 31.12.2025 – Rückzahlung war geschuldet</w:t>
@@ -827,6 +922,7 @@
     <w:p>
       <w:pPr>
         <w:pStyle w:val="ListBullet"/>
+        <w:spacing w:line="259" w:lineRule="auto" w:after="60"/>
       </w:pPr>
       <w:r>
         <w:t>KK-Reserve war noch vorhanden</w:t>
@@ -835,6 +931,7 @@
     <w:p>
       <w:pPr>
         <w:pStyle w:val="ListBullet"/>
+        <w:spacing w:line="259" w:lineRule="auto" w:after="60"/>
       </w:pPr>
       <w:r>
         <w:t>Keine Kenntnis der bevorstehenden KK-Kürzung (Sparkassen-Schreiben erst 15.04.2026)</w:t>
@@ -842,6 +939,7 @@
     </w:p>
     <w:p>
       <w:pPr>
+        <w:spacing w:line="259" w:lineRule="auto" w:after="60"/>
         <w:jc w:val="left"/>
       </w:pPr>
       <w:r>
@@ -853,6 +951,7 @@
     </w:p>
     <w:p>
       <w:pPr>
+        <w:spacing w:line="259" w:lineRule="auto" w:after="60"/>
         <w:jc w:val="left"/>
       </w:pPr>
       <w:r>
@@ -861,6 +960,7 @@
     </w:p>
     <w:p>
       <w:pPr>
+        <w:spacing w:line="259" w:lineRule="auto" w:after="60"/>
         <w:jc w:val="left"/>
       </w:pPr>
       <w:r>
@@ -869,6 +969,7 @@
     </w:p>
     <w:p>
       <w:pPr>
+        <w:spacing w:line="259" w:lineRule="auto" w:after="60"/>
         <w:jc w:val="left"/>
       </w:pPr>
       <w:r>
@@ -877,6 +978,7 @@
     </w:p>
     <w:p>
       <w:pPr>
+        <w:spacing w:line="259" w:lineRule="auto" w:after="60"/>
         <w:jc w:val="left"/>
       </w:pPr>
       <w:r>
@@ -889,10 +991,15 @@
         <w:t xml:space="preserve"> § 133 InsO hat mittlere Erfolgschancen (60/40 zugunsten der Anfechtung).</w:t>
       </w:r>
     </w:p>
-    <w:p/>
+    <w:p>
+      <w:pPr>
+        <w:spacing w:line="259" w:lineRule="auto" w:after="60"/>
+      </w:pPr>
+    </w:p>
     <w:p>
       <w:pPr>
         <w:pStyle w:val="Heading2"/>
+        <w:spacing w:line="259" w:lineRule="auto" w:after="60"/>
       </w:pPr>
       <w:r>
         <w:rPr>
@@ -904,6 +1011,7 @@
     <w:p>
       <w:pPr>
         <w:pStyle w:val="Heading3"/>
+        <w:spacing w:line="259" w:lineRule="auto" w:after="60"/>
       </w:pPr>
       <w:r>
         <w:rPr>
@@ -914,6 +1022,7 @@
     </w:p>
     <w:p>
       <w:pPr>
+        <w:spacing w:line="259" w:lineRule="auto" w:after="60"/>
         <w:jc w:val="left"/>
       </w:pPr>
       <w:r>
@@ -923,6 +1032,7 @@
     <w:p>
       <w:pPr>
         <w:pStyle w:val="ListBullet"/>
+        <w:spacing w:line="259" w:lineRule="auto" w:after="60"/>
       </w:pPr>
       <w:r>
         <w:rPr>
@@ -937,6 +1047,7 @@
     <w:p>
       <w:pPr>
         <w:pStyle w:val="ListBullet"/>
+        <w:spacing w:line="259" w:lineRule="auto" w:after="60"/>
       </w:pPr>
       <w:r>
         <w:rPr>
@@ -950,6 +1061,7 @@
     </w:p>
     <w:p>
       <w:pPr>
+        <w:spacing w:line="259" w:lineRule="auto" w:after="60"/>
         <w:jc w:val="left"/>
       </w:pPr>
       <w:r>
@@ -958,6 +1070,7 @@
     </w:p>
     <w:p>
       <w:pPr>
+        <w:spacing w:line="259" w:lineRule="auto" w:after="60"/>
         <w:jc w:val="left"/>
       </w:pPr>
       <w:r>
@@ -966,6 +1079,7 @@
     </w:p>
     <w:p>
       <w:pPr>
+        <w:spacing w:line="259" w:lineRule="auto" w:after="60"/>
         <w:jc w:val="left"/>
       </w:pPr>
       <w:r>
@@ -975,6 +1089,7 @@
     <w:p>
       <w:pPr>
         <w:pStyle w:val="Heading3"/>
+        <w:spacing w:line="259" w:lineRule="auto" w:after="60"/>
       </w:pPr>
       <w:r>
         <w:rPr>
@@ -985,6 +1100,7 @@
     </w:p>
     <w:p>
       <w:pPr>
+        <w:spacing w:line="259" w:lineRule="auto" w:after="60"/>
         <w:jc w:val="left"/>
       </w:pPr>
       <w:r>
@@ -993,6 +1109,7 @@
     </w:p>
     <w:p>
       <w:pPr>
+        <w:spacing w:line="259" w:lineRule="auto" w:after="60"/>
         <w:jc w:val="left"/>
       </w:pPr>
       <w:r>
@@ -1001,6 +1118,7 @@
     </w:p>
     <w:p>
       <w:pPr>
+        <w:spacing w:line="259" w:lineRule="auto" w:after="60"/>
         <w:jc w:val="left"/>
       </w:pPr>
       <w:r>
@@ -1009,6 +1127,7 @@
     </w:p>
     <w:p>
       <w:pPr>
+        <w:spacing w:line="259" w:lineRule="auto" w:after="60"/>
         <w:jc w:val="left"/>
       </w:pPr>
       <w:r>
@@ -1024,6 +1143,7 @@
     <w:p>
       <w:pPr>
         <w:pStyle w:val="Heading3"/>
+        <w:spacing w:line="259" w:lineRule="auto" w:after="60"/>
       </w:pPr>
       <w:r>
         <w:rPr>
@@ -1034,6 +1154,7 @@
     </w:p>
     <w:p>
       <w:pPr>
+        <w:spacing w:line="259" w:lineRule="auto" w:after="60"/>
         <w:jc w:val="left"/>
       </w:pPr>
       <w:r>
@@ -1042,6 +1163,7 @@
     </w:p>
     <w:p>
       <w:pPr>
+        <w:spacing w:line="259" w:lineRule="auto" w:after="60"/>
         <w:jc w:val="left"/>
       </w:pPr>
       <w:r>
@@ -1050,15 +1172,21 @@
     </w:p>
     <w:p>
       <w:pPr>
+        <w:spacing w:line="259" w:lineRule="auto" w:after="60"/>
         <w:jc w:val="left"/>
       </w:pPr>
       <w:r>
         <w:t>ein Rechtsstreit würde das familiäre und unternehmerische Verhältnis erheblich belasten.</w:t>
       </w:r>
     </w:p>
-    <w:p/>
     <w:p>
       <w:pPr>
+        <w:spacing w:line="259" w:lineRule="auto" w:after="60"/>
+      </w:pPr>
+    </w:p>
+    <w:p>
+      <w:pPr>
+        <w:spacing w:line="259" w:lineRule="auto" w:after="60"/>
         <w:jc w:val="left"/>
       </w:pPr>
       <w:r>
@@ -1070,6 +1198,7 @@
     </w:p>
     <w:p>
       <w:pPr>
+        <w:spacing w:line="259" w:lineRule="auto" w:after="60"/>
         <w:jc w:val="left"/>
       </w:pPr>
       <w:r>
@@ -1080,13 +1209,58 @@
       </w:r>
     </w:p>
     <w:sectPr>
+      <w:headerReference w:type="default" r:id="rId9"/>
+      <w:footerReference w:type="default" r:id="rId10"/>
       <w:pgSz w:w="11906" w:h="16838"/>
-      <w:pgMar w:top="1417" w:right="1417" w:bottom="1417" w:left="1417" w:header="720" w:footer="720" w:gutter="0"/>
+      <w:pgMar w:top="1191" w:right="1247" w:bottom="1134" w:left="1361" w:header="720" w:footer="720" w:gutter="0"/>
       <w:cols w:space="720"/>
       <w:docGrid w:linePitch="360"/>
     </w:sectPr>
   </w:body>
 </w:document>
+</file>
+
+<file path=word/footer1.xml><?xml version="1.0" encoding="utf-8"?>
+<w:ftr xmlns:m="http://schemas.openxmlformats.org/officeDocument/2006/math" xmlns:mc="http://schemas.openxmlformats.org/markup-compatibility/2006" xmlns:mo="http://schemas.microsoft.com/office/mac/office/2008/main" xmlns:mv="urn:schemas-microsoft-com:mac:vml" xmlns:o="urn:schemas-microsoft-com:office:office" xmlns:r="http://schemas.openxmlformats.org/officeDocument/2006/relationships" xmlns:v="urn:schemas-microsoft-com:vml" xmlns:w10="urn:schemas-microsoft-com:office:word" xmlns:w14="http://schemas.microsoft.com/office/word/2010/wordml" xmlns:w="http://schemas.openxmlformats.org/wordprocessingml/2006/main" xmlns:wne="http://schemas.microsoft.com/office/word/2006/wordml" xmlns:wp14="http://schemas.microsoft.com/office/word/2010/wordprocessingDrawing" xmlns:wp="http://schemas.openxmlformats.org/drawingml/2006/wordprocessingDrawing" xmlns:wpc="http://schemas.microsoft.com/office/word/2010/wordprocessingCanvas" xmlns:wpg="http://schemas.microsoft.com/office/word/2010/wordprocessingGroup" xmlns:wpi="http://schemas.microsoft.com/office/word/2010/wordprocessingInk" xmlns:wps="http://schemas.microsoft.com/office/word/2010/wordprocessingShape" mc:Ignorable="w14 wp14">
+  <w:p>
+    <w:pPr>
+      <w:pStyle w:val="Footer"/>
+      <w:jc w:val="left"/>
+    </w:pPr>
+    <w:r/>
+    <w:r>
+      <w:rPr>
+        <w:rFonts w:ascii="Times New Roman" w:hAnsi="Times New Roman"/>
+        <w:b w:val="0"/>
+        <w:color w:val="777777"/>
+        <w:sz w:val="17"/>
+      </w:rPr>
+      <w:t>Vertraulich | Bearbeitungsstand Juli 2026 | nur zur Aktenbearbeitung</w:t>
+    </w:r>
+  </w:p>
+</w:ftr>
+</file>
+
+<file path=word/header1.xml><?xml version="1.0" encoding="utf-8"?>
+<w:hdr xmlns:m="http://schemas.openxmlformats.org/officeDocument/2006/math" xmlns:mc="http://schemas.openxmlformats.org/markup-compatibility/2006" xmlns:mo="http://schemas.microsoft.com/office/mac/office/2008/main" xmlns:mv="urn:schemas-microsoft-com:mac:vml" xmlns:o="urn:schemas-microsoft-com:office:office" xmlns:r="http://schemas.openxmlformats.org/officeDocument/2006/relationships" xmlns:v="urn:schemas-microsoft-com:vml" xmlns:w10="urn:schemas-microsoft-com:office:word" xmlns:w14="http://schemas.microsoft.com/office/word/2010/wordml" xmlns:w="http://schemas.openxmlformats.org/wordprocessingml/2006/main" xmlns:wne="http://schemas.microsoft.com/office/word/2006/wordml" xmlns:wp14="http://schemas.microsoft.com/office/word/2010/wordprocessingDrawing" xmlns:wp="http://schemas.openxmlformats.org/drawingml/2006/wordprocessingDrawing" xmlns:wpc="http://schemas.microsoft.com/office/word/2010/wordprocessingCanvas" xmlns:wpg="http://schemas.microsoft.com/office/word/2010/wordprocessingGroup" xmlns:wpi="http://schemas.microsoft.com/office/word/2010/wordprocessingInk" xmlns:wps="http://schemas.microsoft.com/office/word/2010/wordprocessingShape" mc:Ignorable="w14 wp14">
+  <w:p>
+    <w:pPr>
+      <w:pStyle w:val="Header"/>
+      <w:jc w:val="left"/>
+    </w:pPr>
+    <w:r/>
+    <w:r>
+      <w:rPr>
+        <w:rFonts w:ascii="Times New Roman" w:hAnsi="Times New Roman"/>
+        <w:b w:val="0"/>
+        <w:i w:val="0"/>
+        <w:color w:val="666666"/>
+        <w:sz w:val="17"/>
+      </w:rPr>
+      <w:t>Lindenhof und Partner mbB | Insolvenz- und Restrukturierungsakte | Bearbeitungsstand Juli 2026</w:t>
+    </w:r>
+  </w:p>
+</w:hdr>
 </file>
 
 <file path=word/numbering.xml><?xml version="1.0" encoding="utf-8"?>
@@ -1803,11 +1977,12 @@
       <w:contextualSpacing/>
     </w:pPr>
     <w:rPr>
-      <w:rFonts w:asciiTheme="majorHAnsi" w:eastAsiaTheme="majorEastAsia" w:hAnsiTheme="majorHAnsi" w:cstheme="majorBidi"/>
+      <w:rFonts w:asciiTheme="majorHAnsi" w:eastAsiaTheme="majorEastAsia" w:hAnsiTheme="majorHAnsi" w:cstheme="majorBidi" w:ascii="Times New Roman" w:hAnsi="Times New Roman"/>
+      <w:b/>
       <w:color w:val="17365D" w:themeColor="text2" w:themeShade="BF"/>
       <w:spacing w:val="5"/>
       <w:kern w:val="28"/>
-      <w:sz w:val="52"/>
+      <w:sz w:val="30"/>
       <w:szCs w:val="52"/>
     </w:rPr>
   </w:style>
